--- a/docs/Statistics-14041113.docx
+++ b/docs/Statistics-14041113.docx
@@ -22,7 +22,7 @@
           <w:szCs w:val="24"/>
         </w:rPr>
         <w:pict w14:anchorId="4ADAFBF5">
-          <v:rect id="_x0000_i1043" style="width:0;height:1.5pt" o:hralign="center" o:hrstd="t" o:hrnoshade="t" o:hr="t" fillcolor="gray" stroked="f"/>
+          <v:rect id="_x0000_i1025" style="width:0;height:1.5pt" o:hralign="center" o:hrstd="t" o:hrnoshade="t" o:hr="t" fillcolor="gray" stroked="f"/>
         </w:pict>
       </w:r>
     </w:p>
@@ -206,7 +206,7 @@
           <w:szCs w:val="24"/>
         </w:rPr>
         <w:pict w14:anchorId="4E00D50C">
-          <v:rect id="_x0000_i1044" style="width:0;height:1.5pt" o:hralign="center" o:hrstd="t" o:hrnoshade="t" o:hr="t" fillcolor="gray" stroked="f"/>
+          <v:rect id="_x0000_i1026" style="width:0;height:1.5pt" o:hralign="center" o:hrstd="t" o:hrnoshade="t" o:hr="t" fillcolor="gray" stroked="f"/>
         </w:pict>
       </w:r>
     </w:p>
@@ -323,7 +323,6 @@
         </w:rPr>
         <w:t xml:space="preserve">در فاز سوم، هدف اصلی ارتقای ساختار </w:t>
       </w:r>
-      <w:proofErr w:type="spellStart"/>
       <w:r>
         <w:rPr>
           <w:rFonts w:ascii="Arial" w:eastAsia="Times New Roman" w:hAnsi="Arial" w:cs="Arial"/>
@@ -334,7 +333,6 @@
         </w:rPr>
         <w:t>B+Tree</w:t>
       </w:r>
-      <w:proofErr w:type="spellEnd"/>
       <w:r>
         <w:rPr>
           <w:rFonts w:ascii="Arial" w:eastAsia="Times New Roman" w:hAnsi="Arial" w:cs="Arial"/>
@@ -517,7 +515,6 @@
         </w:rPr>
         <w:t xml:space="preserve">بدون تغییر در ساختار اصلی </w:t>
       </w:r>
-      <w:proofErr w:type="spellStart"/>
       <w:r>
         <w:rPr>
           <w:rFonts w:ascii="Arial" w:eastAsia="Times New Roman" w:hAnsi="Arial" w:cs="Arial"/>
@@ -527,7 +524,6 @@
         </w:rPr>
         <w:t>B+Tree</w:t>
       </w:r>
-      <w:proofErr w:type="spellEnd"/>
       <w:r>
         <w:rPr>
           <w:rFonts w:ascii="Arial" w:eastAsia="Times New Roman" w:hAnsi="Arial" w:cs="Arial"/>
@@ -588,7 +584,6 @@
         </w:rPr>
         <w:t xml:space="preserve">ساختار </w:t>
       </w:r>
-      <w:proofErr w:type="spellStart"/>
       <w:r>
         <w:rPr>
           <w:rFonts w:ascii="Arial" w:eastAsia="Times New Roman" w:hAnsi="Arial" w:cs="Arial"/>
@@ -601,7 +596,6 @@
         </w:rPr>
         <w:t>IndexStatistics</w:t>
       </w:r>
-      <w:proofErr w:type="spellEnd"/>
       <w:r>
         <w:rPr>
           <w:rFonts w:ascii="Arial" w:eastAsia="Times New Roman" w:hAnsi="Arial" w:cs="Arial"/>
@@ -682,7 +676,6 @@
           <w:rtl/>
         </w:rPr>
       </w:pPr>
-      <w:proofErr w:type="spellStart"/>
       <w:r>
         <w:rPr>
           <w:rFonts w:ascii="Arial" w:eastAsia="Times New Roman" w:hAnsi="Arial" w:cs="Arial"/>
@@ -693,7 +686,6 @@
         </w:rPr>
         <w:t>min_key</w:t>
       </w:r>
-      <w:proofErr w:type="spellEnd"/>
       <w:r>
         <w:rPr>
           <w:rFonts w:ascii="Arial" w:eastAsia="Times New Roman" w:hAnsi="Arial" w:cs="Arial"/>
@@ -704,7 +696,6 @@
         </w:rPr>
         <w:t xml:space="preserve"> و </w:t>
       </w:r>
-      <w:proofErr w:type="spellStart"/>
       <w:r>
         <w:rPr>
           <w:rFonts w:ascii="Arial" w:eastAsia="Times New Roman" w:hAnsi="Arial" w:cs="Arial"/>
@@ -715,7 +706,6 @@
         </w:rPr>
         <w:t>max_key</w:t>
       </w:r>
-      <w:proofErr w:type="spellEnd"/>
       <w:r>
         <w:rPr>
           <w:rFonts w:ascii="Arial" w:eastAsia="Times New Roman" w:hAnsi="Arial" w:cs="Arial"/>
@@ -743,7 +733,6 @@
           <w:rtl/>
         </w:rPr>
       </w:pPr>
-      <w:proofErr w:type="spellStart"/>
       <w:r>
         <w:rPr>
           <w:rFonts w:ascii="Arial" w:eastAsia="Times New Roman" w:hAnsi="Arial" w:cs="Arial"/>
@@ -754,7 +743,6 @@
         </w:rPr>
         <w:t>total_keys</w:t>
       </w:r>
-      <w:proofErr w:type="spellEnd"/>
       <w:r>
         <w:rPr>
           <w:rFonts w:ascii="Arial" w:eastAsia="Times New Roman" w:hAnsi="Arial" w:cs="Arial"/>
@@ -842,7 +830,6 @@
         </w:rPr>
         <w:t xml:space="preserve"> این ساختار به </w:t>
       </w:r>
-      <w:proofErr w:type="spellStart"/>
       <w:r>
         <w:rPr>
           <w:rFonts w:ascii="Arial" w:eastAsia="Times New Roman" w:hAnsi="Arial" w:cs="Arial"/>
@@ -853,7 +840,6 @@
         </w:rPr>
         <w:t>BPlusNodeHeader</w:t>
       </w:r>
-      <w:proofErr w:type="spellEnd"/>
       <w:r>
         <w:rPr>
           <w:rFonts w:ascii="Arial" w:eastAsia="Times New Roman" w:hAnsi="Arial" w:cs="Arial"/>
@@ -1076,7 +1062,6 @@
         </w:rPr>
         <w:t>، پس از هر درج موفق، یک تابع کمکی (</w:t>
       </w:r>
-      <w:proofErr w:type="spellStart"/>
       <w:r>
         <w:rPr>
           <w:rFonts w:ascii="Arial" w:eastAsia="Times New Roman" w:hAnsi="Arial" w:cs="Arial"/>
@@ -1087,7 +1072,6 @@
         </w:rPr>
         <w:t>UpdateStatsUpwards</w:t>
       </w:r>
-      <w:proofErr w:type="spellEnd"/>
       <w:r>
         <w:rPr>
           <w:rFonts w:ascii="Arial" w:eastAsia="Times New Roman" w:hAnsi="Arial" w:cs="Arial"/>
@@ -1341,7 +1325,6 @@
         </w:rPr>
         <w:t>جستجوی نقطه‌ای (</w:t>
       </w:r>
-      <w:proofErr w:type="spellStart"/>
       <w:r>
         <w:rPr>
           <w:rFonts w:ascii="Arial" w:eastAsia="Times New Roman" w:hAnsi="Arial" w:cs="Arial"/>
@@ -1354,7 +1337,6 @@
         </w:rPr>
         <w:t>GetValue</w:t>
       </w:r>
-      <w:proofErr w:type="spellEnd"/>
       <w:r>
         <w:rPr>
           <w:rFonts w:ascii="Arial" w:eastAsia="Times New Roman" w:hAnsi="Arial" w:cs="Arial"/>
@@ -1409,7 +1391,6 @@
         </w:rPr>
         <w:t>[</w:t>
       </w:r>
-      <w:proofErr w:type="spellStart"/>
       <w:r>
         <w:rPr>
           <w:rFonts w:ascii="Arial" w:eastAsia="Times New Roman" w:hAnsi="Arial" w:cs="Arial"/>
@@ -1418,31 +1399,8 @@
           <w:szCs w:val="20"/>
           <w:bdr w:val="none" w:sz="0" w:space="0" w:color="auto" w:frame="1"/>
         </w:rPr>
-        <w:t>Root.Min</w:t>
-      </w:r>
-      <w:proofErr w:type="spellEnd"/>
-      <w:r>
-        <w:rPr>
-          <w:rFonts w:ascii="Arial" w:eastAsia="Times New Roman" w:hAnsi="Arial" w:cs="Arial"/>
-          <w:color w:val="444746"/>
-          <w:sz w:val="20"/>
-          <w:szCs w:val="20"/>
-          <w:bdr w:val="none" w:sz="0" w:space="0" w:color="auto" w:frame="1"/>
-        </w:rPr>
-        <w:t xml:space="preserve">, </w:t>
-      </w:r>
-      <w:proofErr w:type="spellStart"/>
-      <w:r>
-        <w:rPr>
-          <w:rFonts w:ascii="Arial" w:eastAsia="Times New Roman" w:hAnsi="Arial" w:cs="Arial"/>
-          <w:color w:val="444746"/>
-          <w:sz w:val="20"/>
-          <w:szCs w:val="20"/>
-          <w:bdr w:val="none" w:sz="0" w:space="0" w:color="auto" w:frame="1"/>
-        </w:rPr>
-        <w:t>Root.Max</w:t>
-      </w:r>
-      <w:proofErr w:type="spellEnd"/>
+        <w:t>Root.Min, Root.Max</w:t>
+      </w:r>
       <w:r>
         <w:rPr>
           <w:rFonts w:ascii="Arial" w:eastAsia="Times New Roman" w:hAnsi="Arial" w:cs="Arial"/>
@@ -1895,8 +1853,1262 @@
           <w:szCs w:val="24"/>
         </w:rPr>
         <w:pict w14:anchorId="10FA0E8B">
-          <v:rect id="_x0000_i1045" style="width:0;height:1.5pt" o:hralign="center" o:hrstd="t" o:hrnoshade="t" o:hr="t" fillcolor="gray" stroked="f"/>
+          <v:rect id="_x0000_i1027" style="width:0;height:1.5pt" o:hralign="center" o:hrstd="t" o:hrnoshade="t" o:hr="t" fillcolor="gray" stroked="f"/>
         </w:pict>
+      </w:r>
+    </w:p>
+    <w:p>
+      <w:pPr>
+        <w:bidi/>
+        <w:spacing w:after="120" w:line="240" w:lineRule="auto"/>
+        <w:rPr>
+          <w:rFonts w:ascii="Arial" w:eastAsia="Times New Roman" w:hAnsi="Arial" w:cs="Arial"/>
+          <w:color w:val="1F1F1F"/>
+          <w:sz w:val="24"/>
+          <w:szCs w:val="24"/>
+          <w:rtl/>
+        </w:rPr>
+      </w:pPr>
+      <w:r>
+        <w:rPr>
+          <w:rFonts w:ascii="Arial" w:eastAsia="Times New Roman" w:hAnsi="Arial" w:cs="Arial"/>
+          <w:color w:val="1F1F1F"/>
+          <w:sz w:val="24"/>
+          <w:szCs w:val="24"/>
+        </w:rPr>
+        <w:pict w14:anchorId="547266EF">
+          <v:rect id="_x0000_i1034" style="width:0;height:1.5pt" o:hralign="center" o:hrstd="t" o:hrnoshade="t" o:hr="t" fillcolor="gray" stroked="f"/>
+        </w:pict>
+      </w:r>
+    </w:p>
+    <w:p>
+      <w:pPr>
+        <w:bidi/>
+        <w:spacing w:after="0" w:line="240" w:lineRule="auto"/>
+        <w:outlineLvl w:val="2"/>
+        <w:rPr>
+          <w:rFonts w:ascii="Arial" w:eastAsia="Times New Roman" w:hAnsi="Arial" w:cs="Arial"/>
+          <w:b/>
+          <w:bCs/>
+          <w:color w:val="1F1F1F"/>
+          <w:sz w:val="27"/>
+          <w:szCs w:val="27"/>
+          <w:rtl/>
+        </w:rPr>
+      </w:pPr>
+      <w:r>
+        <w:rPr>
+          <w:rFonts w:ascii="Arial" w:eastAsia="Times New Roman" w:hAnsi="Arial" w:cs="Arial"/>
+          <w:b/>
+          <w:bCs/>
+          <w:color w:val="1F1F1F"/>
+          <w:sz w:val="27"/>
+          <w:szCs w:val="27"/>
+          <w:bdr w:val="none" w:sz="0" w:space="0" w:color="auto" w:frame="1"/>
+          <w:rtl/>
+        </w:rPr>
+        <w:t>گزارش حل چالش تجمیع آمار در گره‌های داخلی (</w:t>
+      </w:r>
+      <w:r>
+        <w:rPr>
+          <w:rFonts w:ascii="Arial" w:eastAsia="Times New Roman" w:hAnsi="Arial" w:cs="Arial"/>
+          <w:b/>
+          <w:bCs/>
+          <w:color w:val="1F1F1F"/>
+          <w:sz w:val="27"/>
+          <w:szCs w:val="27"/>
+          <w:bdr w:val="none" w:sz="0" w:space="0" w:color="auto" w:frame="1"/>
+        </w:rPr>
+        <w:t>Handling Aggregate Statistics</w:t>
+      </w:r>
+      <w:r>
+        <w:rPr>
+          <w:rFonts w:ascii="Arial" w:eastAsia="Times New Roman" w:hAnsi="Arial" w:cs="Arial"/>
+          <w:b/>
+          <w:bCs/>
+          <w:color w:val="1F1F1F"/>
+          <w:sz w:val="27"/>
+          <w:szCs w:val="27"/>
+          <w:bdr w:val="none" w:sz="0" w:space="0" w:color="auto" w:frame="1"/>
+          <w:rtl/>
+        </w:rPr>
+        <w:t>)</w:t>
+      </w:r>
+    </w:p>
+    <w:p>
+      <w:pPr>
+        <w:bidi/>
+        <w:spacing w:after="0" w:line="240" w:lineRule="auto"/>
+        <w:rPr>
+          <w:rFonts w:ascii="Arial" w:eastAsia="Times New Roman" w:hAnsi="Arial" w:cs="Arial"/>
+          <w:color w:val="1F1F1F"/>
+          <w:sz w:val="24"/>
+          <w:szCs w:val="24"/>
+          <w:rtl/>
+        </w:rPr>
+      </w:pPr>
+      <w:r>
+        <w:rPr>
+          <w:rFonts w:ascii="Arial" w:eastAsia="Times New Roman" w:hAnsi="Arial" w:cs="Arial"/>
+          <w:b/>
+          <w:bCs/>
+          <w:color w:val="1F1F1F"/>
+          <w:sz w:val="24"/>
+          <w:szCs w:val="24"/>
+          <w:bdr w:val="none" w:sz="0" w:space="0" w:color="auto" w:frame="1"/>
+          <w:rtl/>
+          <w:lang w:bidi="fa-IR"/>
+        </w:rPr>
+        <w:t xml:space="preserve">۱. </w:t>
+      </w:r>
+      <w:r>
+        <w:rPr>
+          <w:rFonts w:ascii="Arial" w:eastAsia="Times New Roman" w:hAnsi="Arial" w:cs="Arial"/>
+          <w:b/>
+          <w:bCs/>
+          <w:color w:val="1F1F1F"/>
+          <w:sz w:val="24"/>
+          <w:szCs w:val="24"/>
+          <w:bdr w:val="none" w:sz="0" w:space="0" w:color="auto" w:frame="1"/>
+          <w:rtl/>
+        </w:rPr>
+        <w:t>بیان مسئله (</w:t>
+      </w:r>
+      <w:r>
+        <w:rPr>
+          <w:rFonts w:ascii="Arial" w:eastAsia="Times New Roman" w:hAnsi="Arial" w:cs="Arial"/>
+          <w:b/>
+          <w:bCs/>
+          <w:color w:val="1F1F1F"/>
+          <w:sz w:val="24"/>
+          <w:szCs w:val="24"/>
+          <w:bdr w:val="none" w:sz="0" w:space="0" w:color="auto" w:frame="1"/>
+        </w:rPr>
+        <w:t>The Challenge</w:t>
+      </w:r>
+      <w:r>
+        <w:rPr>
+          <w:rFonts w:ascii="Arial" w:eastAsia="Times New Roman" w:hAnsi="Arial" w:cs="Arial"/>
+          <w:b/>
+          <w:bCs/>
+          <w:color w:val="1F1F1F"/>
+          <w:sz w:val="24"/>
+          <w:szCs w:val="24"/>
+          <w:bdr w:val="none" w:sz="0" w:space="0" w:color="auto" w:frame="1"/>
+          <w:rtl/>
+        </w:rPr>
+        <w:t>)</w:t>
+      </w:r>
+    </w:p>
+    <w:p>
+      <w:pPr>
+        <w:bidi/>
+        <w:spacing w:after="0" w:line="240" w:lineRule="auto"/>
+        <w:rPr>
+          <w:rFonts w:ascii="Arial" w:eastAsia="Times New Roman" w:hAnsi="Arial" w:cs="Arial"/>
+          <w:color w:val="1F1F1F"/>
+          <w:sz w:val="24"/>
+          <w:szCs w:val="24"/>
+          <w:rtl/>
+        </w:rPr>
+      </w:pPr>
+      <w:r>
+        <w:rPr>
+          <w:rFonts w:ascii="Arial" w:eastAsia="Times New Roman" w:hAnsi="Arial" w:cs="Arial"/>
+          <w:color w:val="1F1F1F"/>
+          <w:sz w:val="24"/>
+          <w:szCs w:val="24"/>
+          <w:rtl/>
+        </w:rPr>
+        <w:lastRenderedPageBreak/>
+        <w:t xml:space="preserve">در ساختار </w:t>
+      </w:r>
+      <w:r>
+        <w:rPr>
+          <w:rFonts w:ascii="Arial" w:eastAsia="Times New Roman" w:hAnsi="Arial" w:cs="Arial"/>
+          <w:color w:val="1F1F1F"/>
+          <w:sz w:val="24"/>
+          <w:szCs w:val="24"/>
+        </w:rPr>
+        <w:t>B+Tree</w:t>
+      </w:r>
+      <w:r>
+        <w:rPr>
+          <w:rFonts w:ascii="Arial" w:eastAsia="Times New Roman" w:hAnsi="Arial" w:cs="Arial"/>
+          <w:color w:val="1F1F1F"/>
+          <w:sz w:val="24"/>
+          <w:szCs w:val="24"/>
+          <w:rtl/>
+        </w:rPr>
+        <w:t>، گره‌های برگ (</w:t>
+      </w:r>
+      <w:r>
+        <w:rPr>
+          <w:rFonts w:ascii="Arial" w:eastAsia="Times New Roman" w:hAnsi="Arial" w:cs="Arial"/>
+          <w:color w:val="1F1F1F"/>
+          <w:sz w:val="24"/>
+          <w:szCs w:val="24"/>
+        </w:rPr>
+        <w:t>Leaf Nodes</w:t>
+      </w:r>
+      <w:r>
+        <w:rPr>
+          <w:rFonts w:ascii="Arial" w:eastAsia="Times New Roman" w:hAnsi="Arial" w:cs="Arial"/>
+          <w:color w:val="1F1F1F"/>
+          <w:sz w:val="24"/>
+          <w:szCs w:val="24"/>
+          <w:rtl/>
+        </w:rPr>
+        <w:t>) تعداد دقیق کلیدها را می‌دانند، اما گره‌های داخلی (</w:t>
+      </w:r>
+      <w:r>
+        <w:rPr>
+          <w:rFonts w:ascii="Arial" w:eastAsia="Times New Roman" w:hAnsi="Arial" w:cs="Arial"/>
+          <w:color w:val="1F1F1F"/>
+          <w:sz w:val="24"/>
+          <w:szCs w:val="24"/>
+        </w:rPr>
+        <w:t>Internal Nodes</w:t>
+      </w:r>
+      <w:r>
+        <w:rPr>
+          <w:rFonts w:ascii="Arial" w:eastAsia="Times New Roman" w:hAnsi="Arial" w:cs="Arial"/>
+          <w:color w:val="1F1F1F"/>
+          <w:sz w:val="24"/>
+          <w:szCs w:val="24"/>
+          <w:rtl/>
+        </w:rPr>
+        <w:t xml:space="preserve">) تنها شامل اشاره‌گرهایی به فرزندان هستند. چالش اصلی، محاسبه مقدار </w:t>
+      </w:r>
+      <w:r>
+        <w:rPr>
+          <w:rFonts w:ascii="Arial" w:eastAsia="Times New Roman" w:hAnsi="Arial" w:cs="Arial"/>
+          <w:color w:val="444746"/>
+          <w:sz w:val="20"/>
+          <w:szCs w:val="20"/>
+          <w:bdr w:val="none" w:sz="0" w:space="0" w:color="auto" w:frame="1"/>
+        </w:rPr>
+        <w:t>total_keys</w:t>
+      </w:r>
+      <w:r>
+        <w:rPr>
+          <w:rFonts w:ascii="Arial" w:eastAsia="Times New Roman" w:hAnsi="Arial" w:cs="Arial"/>
+          <w:color w:val="1F1F1F"/>
+          <w:sz w:val="24"/>
+          <w:szCs w:val="24"/>
+          <w:rtl/>
+        </w:rPr>
+        <w:t xml:space="preserve"> (مجموع کلیدهای زیردرخت) برای گره‌های داخلی در هنگام عملیات </w:t>
+      </w:r>
+      <w:r>
+        <w:rPr>
+          <w:rFonts w:ascii="Arial" w:eastAsia="Times New Roman" w:hAnsi="Arial" w:cs="Arial"/>
+          <w:color w:val="444746"/>
+          <w:sz w:val="20"/>
+          <w:szCs w:val="20"/>
+          <w:bdr w:val="none" w:sz="0" w:space="0" w:color="auto" w:frame="1"/>
+        </w:rPr>
+        <w:t>Split</w:t>
+      </w:r>
+      <w:r>
+        <w:rPr>
+          <w:rFonts w:ascii="Arial" w:eastAsia="Times New Roman" w:hAnsi="Arial" w:cs="Arial"/>
+          <w:color w:val="1F1F1F"/>
+          <w:sz w:val="24"/>
+          <w:szCs w:val="24"/>
+          <w:rtl/>
+        </w:rPr>
+        <w:t xml:space="preserve"> بود، بدون اینکه نیاز باشد تمام صفحات فرزند از دیسک بارگذاری شوند (که هزینه </w:t>
+      </w:r>
+      <w:r>
+        <w:rPr>
+          <w:rFonts w:ascii="Arial" w:eastAsia="Times New Roman" w:hAnsi="Arial" w:cs="Arial"/>
+          <w:color w:val="1F1F1F"/>
+          <w:sz w:val="24"/>
+          <w:szCs w:val="24"/>
+        </w:rPr>
+        <w:t>I/O</w:t>
+      </w:r>
+      <w:r>
+        <w:rPr>
+          <w:rFonts w:ascii="Arial" w:eastAsia="Times New Roman" w:hAnsi="Arial" w:cs="Arial"/>
+          <w:color w:val="1F1F1F"/>
+          <w:sz w:val="24"/>
+          <w:szCs w:val="24"/>
+          <w:rtl/>
+        </w:rPr>
+        <w:t xml:space="preserve"> سنگینی دارد).</w:t>
+      </w:r>
+    </w:p>
+    <w:p>
+      <w:pPr>
+        <w:bidi/>
+        <w:spacing w:after="0" w:line="240" w:lineRule="auto"/>
+        <w:rPr>
+          <w:rFonts w:ascii="Arial" w:eastAsia="Times New Roman" w:hAnsi="Arial" w:cs="Arial"/>
+          <w:color w:val="1F1F1F"/>
+          <w:sz w:val="24"/>
+          <w:szCs w:val="24"/>
+          <w:rtl/>
+        </w:rPr>
+      </w:pPr>
+      <w:r>
+        <w:rPr>
+          <w:rFonts w:ascii="Arial" w:eastAsia="Times New Roman" w:hAnsi="Arial" w:cs="Arial"/>
+          <w:color w:val="1F1F1F"/>
+          <w:sz w:val="24"/>
+          <w:szCs w:val="24"/>
+          <w:rtl/>
+        </w:rPr>
+        <w:t xml:space="preserve">در پیاده‌سازی اولیه، تقسیم ساده‌ی آمار بر </w:t>
+      </w:r>
+      <w:r>
+        <w:rPr>
+          <w:rFonts w:ascii="Arial" w:eastAsia="Times New Roman" w:hAnsi="Arial" w:cs="Arial"/>
+          <w:color w:val="1F1F1F"/>
+          <w:sz w:val="24"/>
+          <w:szCs w:val="24"/>
+          <w:rtl/>
+          <w:lang w:bidi="fa-IR"/>
+        </w:rPr>
+        <w:t>۲</w:t>
+      </w:r>
+      <w:r>
+        <w:rPr>
+          <w:rFonts w:ascii="Arial" w:eastAsia="Times New Roman" w:hAnsi="Arial" w:cs="Arial"/>
+          <w:color w:val="1F1F1F"/>
+          <w:sz w:val="24"/>
+          <w:szCs w:val="24"/>
+          <w:rtl/>
+        </w:rPr>
+        <w:t xml:space="preserve"> در هر سطح، باعث می‌شد که با رشد ارتفاع درخت، تخمین </w:t>
+      </w:r>
+      <w:r>
+        <w:rPr>
+          <w:rFonts w:ascii="Arial" w:eastAsia="Times New Roman" w:hAnsi="Arial" w:cs="Arial"/>
+          <w:color w:val="444746"/>
+          <w:sz w:val="20"/>
+          <w:szCs w:val="20"/>
+          <w:bdr w:val="none" w:sz="0" w:space="0" w:color="auto" w:frame="1"/>
+        </w:rPr>
+        <w:t>total_keys</w:t>
+      </w:r>
+      <w:r>
+        <w:rPr>
+          <w:rFonts w:ascii="Arial" w:eastAsia="Times New Roman" w:hAnsi="Arial" w:cs="Arial"/>
+          <w:color w:val="1F1F1F"/>
+          <w:sz w:val="24"/>
+          <w:szCs w:val="24"/>
+          <w:rtl/>
+        </w:rPr>
+        <w:t xml:space="preserve"> به سرعت کاهش یافته و به اعدادی غیرمنطقی (مانند </w:t>
+      </w:r>
+      <w:r>
+        <w:rPr>
+          <w:rFonts w:ascii="Arial" w:eastAsia="Times New Roman" w:hAnsi="Arial" w:cs="Arial"/>
+          <w:color w:val="1F1F1F"/>
+          <w:sz w:val="24"/>
+          <w:szCs w:val="24"/>
+          <w:rtl/>
+          <w:lang w:bidi="fa-IR"/>
+        </w:rPr>
+        <w:t>۷</w:t>
+      </w:r>
+      <w:r>
+        <w:rPr>
+          <w:rFonts w:ascii="Arial" w:eastAsia="Times New Roman" w:hAnsi="Arial" w:cs="Arial"/>
+          <w:color w:val="1F1F1F"/>
+          <w:sz w:val="24"/>
+          <w:szCs w:val="24"/>
+          <w:rtl/>
+        </w:rPr>
+        <w:t xml:space="preserve"> کلید برای </w:t>
+      </w:r>
+      <w:r>
+        <w:rPr>
+          <w:rFonts w:ascii="Arial" w:eastAsia="Times New Roman" w:hAnsi="Arial" w:cs="Arial"/>
+          <w:color w:val="1F1F1F"/>
+          <w:sz w:val="24"/>
+          <w:szCs w:val="24"/>
+          <w:rtl/>
+          <w:lang w:bidi="fa-IR"/>
+        </w:rPr>
+        <w:t>۱۶۸</w:t>
+      </w:r>
+      <w:r>
+        <w:rPr>
+          <w:rFonts w:ascii="Arial" w:eastAsia="Times New Roman" w:hAnsi="Arial" w:cs="Arial"/>
+          <w:color w:val="1F1F1F"/>
+          <w:sz w:val="24"/>
+          <w:szCs w:val="24"/>
+          <w:rtl/>
+        </w:rPr>
+        <w:t xml:space="preserve"> فرزند) برسد.</w:t>
+      </w:r>
+    </w:p>
+    <w:p>
+      <w:pPr>
+        <w:bidi/>
+        <w:spacing w:after="0" w:line="240" w:lineRule="auto"/>
+        <w:rPr>
+          <w:rFonts w:ascii="Arial" w:eastAsia="Times New Roman" w:hAnsi="Arial" w:cs="Arial"/>
+          <w:color w:val="1F1F1F"/>
+          <w:sz w:val="24"/>
+          <w:szCs w:val="24"/>
+          <w:rtl/>
+        </w:rPr>
+      </w:pPr>
+      <w:r>
+        <w:rPr>
+          <w:rFonts w:ascii="Arial" w:eastAsia="Times New Roman" w:hAnsi="Arial" w:cs="Arial"/>
+          <w:b/>
+          <w:bCs/>
+          <w:color w:val="1F1F1F"/>
+          <w:sz w:val="24"/>
+          <w:szCs w:val="24"/>
+          <w:bdr w:val="none" w:sz="0" w:space="0" w:color="auto" w:frame="1"/>
+          <w:rtl/>
+          <w:lang w:bidi="fa-IR"/>
+        </w:rPr>
+        <w:t xml:space="preserve">۲. </w:t>
+      </w:r>
+      <w:r>
+        <w:rPr>
+          <w:rFonts w:ascii="Arial" w:eastAsia="Times New Roman" w:hAnsi="Arial" w:cs="Arial"/>
+          <w:b/>
+          <w:bCs/>
+          <w:color w:val="1F1F1F"/>
+          <w:sz w:val="24"/>
+          <w:szCs w:val="24"/>
+          <w:bdr w:val="none" w:sz="0" w:space="0" w:color="auto" w:frame="1"/>
+          <w:rtl/>
+        </w:rPr>
+        <w:t>راهکارهای پیاده‌سازی شده (</w:t>
+      </w:r>
+      <w:r>
+        <w:rPr>
+          <w:rFonts w:ascii="Arial" w:eastAsia="Times New Roman" w:hAnsi="Arial" w:cs="Arial"/>
+          <w:b/>
+          <w:bCs/>
+          <w:color w:val="1F1F1F"/>
+          <w:sz w:val="24"/>
+          <w:szCs w:val="24"/>
+          <w:bdr w:val="none" w:sz="0" w:space="0" w:color="auto" w:frame="1"/>
+        </w:rPr>
+        <w:t>Implemented Solutions</w:t>
+      </w:r>
+      <w:r>
+        <w:rPr>
+          <w:rFonts w:ascii="Arial" w:eastAsia="Times New Roman" w:hAnsi="Arial" w:cs="Arial"/>
+          <w:b/>
+          <w:bCs/>
+          <w:color w:val="1F1F1F"/>
+          <w:sz w:val="24"/>
+          <w:szCs w:val="24"/>
+          <w:bdr w:val="none" w:sz="0" w:space="0" w:color="auto" w:frame="1"/>
+          <w:rtl/>
+        </w:rPr>
+        <w:t>)</w:t>
+      </w:r>
+    </w:p>
+    <w:p>
+      <w:pPr>
+        <w:bidi/>
+        <w:spacing w:after="120" w:line="240" w:lineRule="auto"/>
+        <w:rPr>
+          <w:rFonts w:ascii="Arial" w:eastAsia="Times New Roman" w:hAnsi="Arial" w:cs="Arial"/>
+          <w:color w:val="1F1F1F"/>
+          <w:sz w:val="24"/>
+          <w:szCs w:val="24"/>
+          <w:rtl/>
+        </w:rPr>
+      </w:pPr>
+      <w:r>
+        <w:rPr>
+          <w:rFonts w:ascii="Arial" w:eastAsia="Times New Roman" w:hAnsi="Arial" w:cs="Arial"/>
+          <w:color w:val="1F1F1F"/>
+          <w:sz w:val="24"/>
+          <w:szCs w:val="24"/>
+          <w:rtl/>
+        </w:rPr>
+        <w:t xml:space="preserve">برای حل این مشکل و حفظ دقت آمار بدون تحمیل سربار </w:t>
+      </w:r>
+      <w:r>
+        <w:rPr>
+          <w:rFonts w:ascii="Arial" w:eastAsia="Times New Roman" w:hAnsi="Arial" w:cs="Arial"/>
+          <w:color w:val="1F1F1F"/>
+          <w:sz w:val="24"/>
+          <w:szCs w:val="24"/>
+        </w:rPr>
+        <w:t>I/O</w:t>
+      </w:r>
+      <w:r>
+        <w:rPr>
+          <w:rFonts w:ascii="Arial" w:eastAsia="Times New Roman" w:hAnsi="Arial" w:cs="Arial"/>
+          <w:color w:val="1F1F1F"/>
+          <w:sz w:val="24"/>
+          <w:szCs w:val="24"/>
+          <w:rtl/>
+        </w:rPr>
+        <w:t>، از ترکیب سه تکنیک زیر استفاده شد:</w:t>
+      </w:r>
+    </w:p>
+    <w:p>
+      <w:pPr>
+        <w:numPr>
+          <w:ilvl w:val="0"/>
+          <w:numId w:val="5"/>
+        </w:numPr>
+        <w:bidi/>
+        <w:spacing w:after="0" w:line="240" w:lineRule="auto"/>
+        <w:rPr>
+          <w:rFonts w:ascii="Arial" w:eastAsia="Times New Roman" w:hAnsi="Arial" w:cs="Arial"/>
+          <w:color w:val="1F1F1F"/>
+          <w:sz w:val="24"/>
+          <w:szCs w:val="24"/>
+          <w:rtl/>
+        </w:rPr>
+      </w:pPr>
+      <w:r>
+        <w:rPr>
+          <w:rFonts w:ascii="Arial" w:eastAsia="Times New Roman" w:hAnsi="Arial" w:cs="Arial"/>
+          <w:b/>
+          <w:bCs/>
+          <w:color w:val="1F1F1F"/>
+          <w:sz w:val="24"/>
+          <w:szCs w:val="24"/>
+          <w:bdr w:val="none" w:sz="0" w:space="0" w:color="auto" w:frame="1"/>
+          <w:rtl/>
+        </w:rPr>
+        <w:t>الف) تخمین مبتنی بر ضریب انشعاب (</w:t>
+      </w:r>
+      <w:r>
+        <w:rPr>
+          <w:rFonts w:ascii="Arial" w:eastAsia="Times New Roman" w:hAnsi="Arial" w:cs="Arial"/>
+          <w:b/>
+          <w:bCs/>
+          <w:color w:val="1F1F1F"/>
+          <w:sz w:val="24"/>
+          <w:szCs w:val="24"/>
+          <w:bdr w:val="none" w:sz="0" w:space="0" w:color="auto" w:frame="1"/>
+        </w:rPr>
+        <w:t>Logical Floor Heuristic</w:t>
+      </w:r>
+      <w:r>
+        <w:rPr>
+          <w:rFonts w:ascii="Arial" w:eastAsia="Times New Roman" w:hAnsi="Arial" w:cs="Arial"/>
+          <w:b/>
+          <w:bCs/>
+          <w:color w:val="1F1F1F"/>
+          <w:sz w:val="24"/>
+          <w:szCs w:val="24"/>
+          <w:bdr w:val="none" w:sz="0" w:space="0" w:color="auto" w:frame="1"/>
+          <w:rtl/>
+        </w:rPr>
+        <w:t>):</w:t>
+      </w:r>
+    </w:p>
+    <w:p>
+      <w:pPr>
+        <w:bidi/>
+        <w:spacing w:after="0" w:line="240" w:lineRule="auto"/>
+        <w:ind w:left="720"/>
+        <w:rPr>
+          <w:rFonts w:ascii="Arial" w:eastAsia="Times New Roman" w:hAnsi="Arial" w:cs="Arial"/>
+          <w:color w:val="1F1F1F"/>
+          <w:sz w:val="24"/>
+          <w:szCs w:val="24"/>
+          <w:rtl/>
+        </w:rPr>
+      </w:pPr>
+      <w:r>
+        <w:rPr>
+          <w:rFonts w:ascii="Arial" w:eastAsia="Times New Roman" w:hAnsi="Arial" w:cs="Arial"/>
+          <w:color w:val="1F1F1F"/>
+          <w:sz w:val="24"/>
+          <w:szCs w:val="24"/>
+          <w:rtl/>
+        </w:rPr>
+        <w:t xml:space="preserve">یک قانون "کفِ منطقی" تعریف شد که طبق آن، تعداد کلیدهای یک زیردرخت نمی‌تواند از تعداد فرزندان مستقیم آن کمتر باشد. فرمول زیر در عملیات </w:t>
+      </w:r>
+      <w:r>
+        <w:rPr>
+          <w:rFonts w:ascii="Arial" w:eastAsia="Times New Roman" w:hAnsi="Arial" w:cs="Arial"/>
+          <w:color w:val="444746"/>
+          <w:sz w:val="20"/>
+          <w:szCs w:val="20"/>
+          <w:bdr w:val="none" w:sz="0" w:space="0" w:color="auto" w:frame="1"/>
+        </w:rPr>
+        <w:t>Split</w:t>
+      </w:r>
+      <w:r>
+        <w:rPr>
+          <w:rFonts w:ascii="Arial" w:eastAsia="Times New Roman" w:hAnsi="Arial" w:cs="Arial"/>
+          <w:color w:val="1F1F1F"/>
+          <w:sz w:val="24"/>
+          <w:szCs w:val="24"/>
+          <w:rtl/>
+        </w:rPr>
+        <w:t xml:space="preserve"> و </w:t>
+      </w:r>
+      <w:r>
+        <w:rPr>
+          <w:rFonts w:ascii="Arial" w:eastAsia="Times New Roman" w:hAnsi="Arial" w:cs="Arial"/>
+          <w:color w:val="444746"/>
+          <w:sz w:val="20"/>
+          <w:szCs w:val="20"/>
+          <w:bdr w:val="none" w:sz="0" w:space="0" w:color="auto" w:frame="1"/>
+        </w:rPr>
+        <w:t>Insert</w:t>
+      </w:r>
+      <w:r>
+        <w:rPr>
+          <w:rFonts w:ascii="Arial" w:eastAsia="Times New Roman" w:hAnsi="Arial" w:cs="Arial"/>
+          <w:color w:val="1F1F1F"/>
+          <w:sz w:val="24"/>
+          <w:szCs w:val="24"/>
+          <w:rtl/>
+        </w:rPr>
+        <w:t xml:space="preserve"> اعمال گردید:</w:t>
+      </w:r>
+    </w:p>
+    <w:p>
+      <w:pPr>
+        <w:bidi/>
+        <w:spacing w:after="0" w:line="240" w:lineRule="auto"/>
+        <w:ind w:left="720"/>
+        <w:rPr>
+          <w:rFonts w:ascii="Arial" w:eastAsia="Times New Roman" w:hAnsi="Arial" w:cs="Arial"/>
+          <w:color w:val="1F1F1F"/>
+          <w:sz w:val="24"/>
+          <w:szCs w:val="24"/>
+          <w:rtl/>
+        </w:rPr>
+      </w:pPr>
+      <w:r>
+        <w:rPr>
+          <w:rFonts w:ascii="Arial" w:eastAsia="Times New Roman" w:hAnsi="Arial" w:cs="Arial"/>
+          <w:color w:val="1F1F1F"/>
+          <w:sz w:val="24"/>
+          <w:szCs w:val="24"/>
+          <w:rtl/>
+        </w:rPr>
+        <w:t>$$</w:t>
+      </w:r>
+      <w:r>
+        <w:rPr>
+          <w:rFonts w:ascii="Arial" w:eastAsia="Times New Roman" w:hAnsi="Arial" w:cs="Arial"/>
+          <w:color w:val="1F1F1F"/>
+          <w:sz w:val="24"/>
+          <w:szCs w:val="24"/>
+        </w:rPr>
+        <w:t>TotalKeys \ge (ChildCount \times AvgLeafCapacity)</w:t>
+      </w:r>
+      <w:r>
+        <w:rPr>
+          <w:rFonts w:ascii="Arial" w:eastAsia="Times New Roman" w:hAnsi="Arial" w:cs="Arial"/>
+          <w:color w:val="1F1F1F"/>
+          <w:sz w:val="24"/>
+          <w:szCs w:val="24"/>
+          <w:rtl/>
+        </w:rPr>
+        <w:t>$$</w:t>
+      </w:r>
+    </w:p>
+    <w:p>
+      <w:pPr>
+        <w:bidi/>
+        <w:spacing w:after="0" w:line="240" w:lineRule="auto"/>
+        <w:ind w:left="720"/>
+        <w:rPr>
+          <w:rFonts w:ascii="Arial" w:eastAsia="Times New Roman" w:hAnsi="Arial" w:cs="Arial"/>
+          <w:color w:val="1F1F1F"/>
+          <w:sz w:val="24"/>
+          <w:szCs w:val="24"/>
+          <w:rtl/>
+        </w:rPr>
+      </w:pPr>
+      <w:r>
+        <w:rPr>
+          <w:rFonts w:ascii="Arial" w:eastAsia="Times New Roman" w:hAnsi="Arial" w:cs="Arial"/>
+          <w:color w:val="1F1F1F"/>
+          <w:sz w:val="24"/>
+          <w:szCs w:val="24"/>
+          <w:rtl/>
+        </w:rPr>
+        <w:t xml:space="preserve">در این پروژه، ضریب اطمینان </w:t>
+      </w:r>
+      <w:r>
+        <w:rPr>
+          <w:rFonts w:ascii="Arial" w:eastAsia="Times New Roman" w:hAnsi="Arial" w:cs="Arial"/>
+          <w:color w:val="1F1F1F"/>
+          <w:sz w:val="24"/>
+          <w:szCs w:val="24"/>
+          <w:rtl/>
+          <w:lang w:bidi="fa-IR"/>
+        </w:rPr>
+        <w:t>۵</w:t>
+      </w:r>
+      <w:r>
+        <w:rPr>
+          <w:rFonts w:ascii="Arial" w:eastAsia="Times New Roman" w:hAnsi="Arial" w:cs="Arial"/>
+          <w:color w:val="1F1F1F"/>
+          <w:sz w:val="24"/>
+          <w:szCs w:val="24"/>
+          <w:rtl/>
+        </w:rPr>
+        <w:t xml:space="preserve"> در نظر گرفته شد (</w:t>
+      </w:r>
+      <w:r>
+        <w:rPr>
+          <w:rFonts w:ascii="Arial" w:eastAsia="Times New Roman" w:hAnsi="Arial" w:cs="Arial"/>
+          <w:color w:val="1F1F1F"/>
+          <w:sz w:val="24"/>
+          <w:szCs w:val="24"/>
+          <w:bdr w:val="none" w:sz="0" w:space="0" w:color="auto" w:frame="1"/>
+          <w:rtl/>
+        </w:rPr>
+        <w:t>$</w:t>
+      </w:r>
+      <w:r>
+        <w:rPr>
+          <w:rFonts w:ascii="Arial" w:eastAsia="Times New Roman" w:hAnsi="Arial" w:cs="Arial"/>
+          <w:color w:val="1F1F1F"/>
+          <w:sz w:val="24"/>
+          <w:szCs w:val="24"/>
+          <w:bdr w:val="none" w:sz="0" w:space="0" w:color="auto" w:frame="1"/>
+        </w:rPr>
+        <w:t>Total \ge Count \times 5$</w:t>
+      </w:r>
+      <w:r>
+        <w:rPr>
+          <w:rFonts w:ascii="Arial" w:eastAsia="Times New Roman" w:hAnsi="Arial" w:cs="Arial"/>
+          <w:color w:val="1F1F1F"/>
+          <w:sz w:val="24"/>
+          <w:szCs w:val="24"/>
+          <w:rtl/>
+        </w:rPr>
+        <w:t>). این روش تضمین می‌کند که حتی در صورت تقسیم‌های متوالی، آمار حجم داده‌ها با ساختار فیزیکی درخت همخوانی داشته باشد.</w:t>
+      </w:r>
+    </w:p>
+    <w:p>
+      <w:pPr>
+        <w:numPr>
+          <w:ilvl w:val="0"/>
+          <w:numId w:val="5"/>
+        </w:numPr>
+        <w:bidi/>
+        <w:spacing w:after="0" w:line="240" w:lineRule="auto"/>
+        <w:rPr>
+          <w:rFonts w:ascii="Arial" w:eastAsia="Times New Roman" w:hAnsi="Arial" w:cs="Arial"/>
+          <w:color w:val="1F1F1F"/>
+          <w:sz w:val="24"/>
+          <w:szCs w:val="24"/>
+          <w:rtl/>
+        </w:rPr>
+      </w:pPr>
+      <w:r>
+        <w:rPr>
+          <w:rFonts w:ascii="Arial" w:eastAsia="Times New Roman" w:hAnsi="Arial" w:cs="Arial"/>
+          <w:b/>
+          <w:bCs/>
+          <w:color w:val="1F1F1F"/>
+          <w:sz w:val="24"/>
+          <w:szCs w:val="24"/>
+          <w:bdr w:val="none" w:sz="0" w:space="0" w:color="auto" w:frame="1"/>
+          <w:rtl/>
+        </w:rPr>
+        <w:t>ب) تقسیم لنگر شده (</w:t>
+      </w:r>
+      <w:r>
+        <w:rPr>
+          <w:rFonts w:ascii="Arial" w:eastAsia="Times New Roman" w:hAnsi="Arial" w:cs="Arial"/>
+          <w:b/>
+          <w:bCs/>
+          <w:color w:val="1F1F1F"/>
+          <w:sz w:val="24"/>
+          <w:szCs w:val="24"/>
+          <w:bdr w:val="none" w:sz="0" w:space="0" w:color="auto" w:frame="1"/>
+        </w:rPr>
+        <w:t>Anchored Split Strategy</w:t>
+      </w:r>
+      <w:r>
+        <w:rPr>
+          <w:rFonts w:ascii="Arial" w:eastAsia="Times New Roman" w:hAnsi="Arial" w:cs="Arial"/>
+          <w:b/>
+          <w:bCs/>
+          <w:color w:val="1F1F1F"/>
+          <w:sz w:val="24"/>
+          <w:szCs w:val="24"/>
+          <w:bdr w:val="none" w:sz="0" w:space="0" w:color="auto" w:frame="1"/>
+          <w:rtl/>
+        </w:rPr>
+        <w:t>):</w:t>
+      </w:r>
+    </w:p>
+    <w:p>
+      <w:pPr>
+        <w:bidi/>
+        <w:spacing w:after="0" w:line="240" w:lineRule="auto"/>
+        <w:ind w:left="720"/>
+        <w:rPr>
+          <w:rFonts w:ascii="Arial" w:eastAsia="Times New Roman" w:hAnsi="Arial" w:cs="Arial"/>
+          <w:color w:val="1F1F1F"/>
+          <w:sz w:val="24"/>
+          <w:szCs w:val="24"/>
+          <w:rtl/>
+        </w:rPr>
+      </w:pPr>
+      <w:r>
+        <w:rPr>
+          <w:rFonts w:ascii="Arial" w:eastAsia="Times New Roman" w:hAnsi="Arial" w:cs="Arial"/>
+          <w:color w:val="1F1F1F"/>
+          <w:sz w:val="24"/>
+          <w:szCs w:val="24"/>
+          <w:rtl/>
+        </w:rPr>
+        <w:t xml:space="preserve">در هنگام شکستن گره‌های داخلی، به جای بازنویسی کامل آمار (که ممکن بود بازه </w:t>
+      </w:r>
+      <w:r>
+        <w:rPr>
+          <w:rFonts w:ascii="Arial" w:eastAsia="Times New Roman" w:hAnsi="Arial" w:cs="Arial"/>
+          <w:color w:val="444746"/>
+          <w:sz w:val="20"/>
+          <w:szCs w:val="20"/>
+          <w:bdr w:val="none" w:sz="0" w:space="0" w:color="auto" w:frame="1"/>
+        </w:rPr>
+        <w:t>min/max</w:t>
+      </w:r>
+      <w:r>
+        <w:rPr>
+          <w:rFonts w:ascii="Arial" w:eastAsia="Times New Roman" w:hAnsi="Arial" w:cs="Arial"/>
+          <w:color w:val="1F1F1F"/>
+          <w:sz w:val="24"/>
+          <w:szCs w:val="24"/>
+          <w:rtl/>
+        </w:rPr>
+        <w:t xml:space="preserve"> را خراب کند)، از کلید ارتقا یافته (</w:t>
+      </w:r>
+      <w:r>
+        <w:rPr>
+          <w:rFonts w:ascii="Arial" w:eastAsia="Times New Roman" w:hAnsi="Arial" w:cs="Arial"/>
+          <w:color w:val="444746"/>
+          <w:sz w:val="20"/>
+          <w:szCs w:val="20"/>
+          <w:bdr w:val="none" w:sz="0" w:space="0" w:color="auto" w:frame="1"/>
+        </w:rPr>
+        <w:t>Promoted Key</w:t>
+      </w:r>
+      <w:r>
+        <w:rPr>
+          <w:rFonts w:ascii="Arial" w:eastAsia="Times New Roman" w:hAnsi="Arial" w:cs="Arial"/>
+          <w:color w:val="1F1F1F"/>
+          <w:sz w:val="24"/>
+          <w:szCs w:val="24"/>
+          <w:rtl/>
+        </w:rPr>
+        <w:t>) به عنوان "لنگر" استفاده شد.</w:t>
+      </w:r>
+    </w:p>
+    <w:p>
+      <w:pPr>
+        <w:numPr>
+          <w:ilvl w:val="1"/>
+          <w:numId w:val="5"/>
+        </w:numPr>
+        <w:bidi/>
+        <w:spacing w:after="0" w:line="240" w:lineRule="auto"/>
+        <w:rPr>
+          <w:rFonts w:ascii="Arial" w:eastAsia="Times New Roman" w:hAnsi="Arial" w:cs="Arial"/>
+          <w:color w:val="1F1F1F"/>
+          <w:sz w:val="24"/>
+          <w:szCs w:val="24"/>
+          <w:rtl/>
+        </w:rPr>
+      </w:pPr>
+      <w:r>
+        <w:rPr>
+          <w:rFonts w:ascii="Arial" w:eastAsia="Times New Roman" w:hAnsi="Arial" w:cs="Arial"/>
+          <w:color w:val="1F1F1F"/>
+          <w:sz w:val="24"/>
+          <w:szCs w:val="24"/>
+          <w:rtl/>
+        </w:rPr>
+        <w:t xml:space="preserve">بازه گره چپ: </w:t>
+      </w:r>
+      <w:r>
+        <w:rPr>
+          <w:rFonts w:ascii="Arial" w:eastAsia="Times New Roman" w:hAnsi="Arial" w:cs="Arial"/>
+          <w:color w:val="444746"/>
+          <w:sz w:val="20"/>
+          <w:szCs w:val="20"/>
+          <w:bdr w:val="none" w:sz="0" w:space="0" w:color="auto" w:frame="1"/>
+          <w:rtl/>
+        </w:rPr>
+        <w:t>[</w:t>
+      </w:r>
+      <w:r>
+        <w:rPr>
+          <w:rFonts w:ascii="Arial" w:eastAsia="Times New Roman" w:hAnsi="Arial" w:cs="Arial"/>
+          <w:color w:val="444746"/>
+          <w:sz w:val="20"/>
+          <w:szCs w:val="20"/>
+          <w:bdr w:val="none" w:sz="0" w:space="0" w:color="auto" w:frame="1"/>
+        </w:rPr>
+        <w:t>Old_Min, Promoted_Key</w:t>
+      </w:r>
+      <w:r>
+        <w:rPr>
+          <w:rFonts w:ascii="Arial" w:eastAsia="Times New Roman" w:hAnsi="Arial" w:cs="Arial"/>
+          <w:color w:val="444746"/>
+          <w:sz w:val="20"/>
+          <w:szCs w:val="20"/>
+          <w:bdr w:val="none" w:sz="0" w:space="0" w:color="auto" w:frame="1"/>
+          <w:rtl/>
+        </w:rPr>
+        <w:t>]</w:t>
+      </w:r>
+    </w:p>
+    <w:p>
+      <w:pPr>
+        <w:numPr>
+          <w:ilvl w:val="1"/>
+          <w:numId w:val="5"/>
+        </w:numPr>
+        <w:bidi/>
+        <w:spacing w:after="0" w:line="240" w:lineRule="auto"/>
+        <w:rPr>
+          <w:rFonts w:ascii="Arial" w:eastAsia="Times New Roman" w:hAnsi="Arial" w:cs="Arial"/>
+          <w:color w:val="1F1F1F"/>
+          <w:sz w:val="24"/>
+          <w:szCs w:val="24"/>
+          <w:rtl/>
+        </w:rPr>
+      </w:pPr>
+      <w:r>
+        <w:rPr>
+          <w:rFonts w:ascii="Arial" w:eastAsia="Times New Roman" w:hAnsi="Arial" w:cs="Arial"/>
+          <w:color w:val="1F1F1F"/>
+          <w:sz w:val="24"/>
+          <w:szCs w:val="24"/>
+          <w:rtl/>
+        </w:rPr>
+        <w:t xml:space="preserve">بازه گره راست: </w:t>
+      </w:r>
+      <w:r>
+        <w:rPr>
+          <w:rFonts w:ascii="Arial" w:eastAsia="Times New Roman" w:hAnsi="Arial" w:cs="Arial"/>
+          <w:color w:val="444746"/>
+          <w:sz w:val="20"/>
+          <w:szCs w:val="20"/>
+          <w:bdr w:val="none" w:sz="0" w:space="0" w:color="auto" w:frame="1"/>
+          <w:rtl/>
+        </w:rPr>
+        <w:t>[</w:t>
+      </w:r>
+      <w:r>
+        <w:rPr>
+          <w:rFonts w:ascii="Arial" w:eastAsia="Times New Roman" w:hAnsi="Arial" w:cs="Arial"/>
+          <w:color w:val="444746"/>
+          <w:sz w:val="20"/>
+          <w:szCs w:val="20"/>
+          <w:bdr w:val="none" w:sz="0" w:space="0" w:color="auto" w:frame="1"/>
+        </w:rPr>
+        <w:t>Promoted_Key, Old_Max</w:t>
+      </w:r>
+      <w:r>
+        <w:rPr>
+          <w:rFonts w:ascii="Arial" w:eastAsia="Times New Roman" w:hAnsi="Arial" w:cs="Arial"/>
+          <w:color w:val="444746"/>
+          <w:sz w:val="20"/>
+          <w:szCs w:val="20"/>
+          <w:bdr w:val="none" w:sz="0" w:space="0" w:color="auto" w:frame="1"/>
+          <w:rtl/>
+        </w:rPr>
+        <w:t>]</w:t>
+      </w:r>
+    </w:p>
+    <w:p>
+      <w:pPr>
+        <w:bidi/>
+        <w:spacing w:after="120" w:line="240" w:lineRule="auto"/>
+        <w:ind w:left="1440"/>
+        <w:rPr>
+          <w:rFonts w:ascii="Arial" w:eastAsia="Times New Roman" w:hAnsi="Arial" w:cs="Arial"/>
+          <w:color w:val="1F1F1F"/>
+          <w:sz w:val="24"/>
+          <w:szCs w:val="24"/>
+          <w:rtl/>
+        </w:rPr>
+      </w:pPr>
+      <w:r>
+        <w:rPr>
+          <w:rFonts w:ascii="Arial" w:eastAsia="Times New Roman" w:hAnsi="Arial" w:cs="Arial"/>
+          <w:color w:val="1F1F1F"/>
+          <w:sz w:val="24"/>
+          <w:szCs w:val="24"/>
+          <w:rtl/>
+        </w:rPr>
+        <w:t>این روش از تولید بازه‌های نامعتبر یا همپوشانی غلط جلوگیری کرد.</w:t>
+      </w:r>
+    </w:p>
+    <w:p>
+      <w:pPr>
+        <w:numPr>
+          <w:ilvl w:val="0"/>
+          <w:numId w:val="5"/>
+        </w:numPr>
+        <w:bidi/>
+        <w:spacing w:after="0" w:line="240" w:lineRule="auto"/>
+        <w:rPr>
+          <w:rFonts w:ascii="Arial" w:eastAsia="Times New Roman" w:hAnsi="Arial" w:cs="Arial"/>
+          <w:color w:val="1F1F1F"/>
+          <w:sz w:val="24"/>
+          <w:szCs w:val="24"/>
+          <w:rtl/>
+        </w:rPr>
+      </w:pPr>
+      <w:r>
+        <w:rPr>
+          <w:rFonts w:ascii="Arial" w:eastAsia="Times New Roman" w:hAnsi="Arial" w:cs="Arial"/>
+          <w:b/>
+          <w:bCs/>
+          <w:color w:val="1F1F1F"/>
+          <w:sz w:val="24"/>
+          <w:szCs w:val="24"/>
+          <w:bdr w:val="none" w:sz="0" w:space="0" w:color="auto" w:frame="1"/>
+          <w:rtl/>
+        </w:rPr>
+        <w:t>ج) مکانیزم خودترمیم‌گر (</w:t>
+      </w:r>
+      <w:r>
+        <w:rPr>
+          <w:rFonts w:ascii="Arial" w:eastAsia="Times New Roman" w:hAnsi="Arial" w:cs="Arial"/>
+          <w:b/>
+          <w:bCs/>
+          <w:color w:val="1F1F1F"/>
+          <w:sz w:val="24"/>
+          <w:szCs w:val="24"/>
+          <w:bdr w:val="none" w:sz="0" w:space="0" w:color="auto" w:frame="1"/>
+        </w:rPr>
+        <w:t>Self-Healing Propagation</w:t>
+      </w:r>
+      <w:r>
+        <w:rPr>
+          <w:rFonts w:ascii="Arial" w:eastAsia="Times New Roman" w:hAnsi="Arial" w:cs="Arial"/>
+          <w:b/>
+          <w:bCs/>
+          <w:color w:val="1F1F1F"/>
+          <w:sz w:val="24"/>
+          <w:szCs w:val="24"/>
+          <w:bdr w:val="none" w:sz="0" w:space="0" w:color="auto" w:frame="1"/>
+          <w:rtl/>
+        </w:rPr>
+        <w:t>):</w:t>
+      </w:r>
+    </w:p>
+    <w:p>
+      <w:pPr>
+        <w:bidi/>
+        <w:spacing w:after="0" w:line="240" w:lineRule="auto"/>
+        <w:ind w:left="720"/>
+        <w:rPr>
+          <w:rFonts w:ascii="Arial" w:eastAsia="Times New Roman" w:hAnsi="Arial" w:cs="Arial"/>
+          <w:color w:val="1F1F1F"/>
+          <w:sz w:val="24"/>
+          <w:szCs w:val="24"/>
+          <w:rtl/>
+        </w:rPr>
+      </w:pPr>
+      <w:r>
+        <w:rPr>
+          <w:rFonts w:ascii="Arial" w:eastAsia="Times New Roman" w:hAnsi="Arial" w:cs="Arial"/>
+          <w:color w:val="1F1F1F"/>
+          <w:sz w:val="24"/>
+          <w:szCs w:val="24"/>
+          <w:rtl/>
+        </w:rPr>
+        <w:t>تابع انتشار آمار (</w:t>
+      </w:r>
+      <w:r>
+        <w:rPr>
+          <w:rFonts w:ascii="Arial" w:eastAsia="Times New Roman" w:hAnsi="Arial" w:cs="Arial"/>
+          <w:color w:val="444746"/>
+          <w:sz w:val="20"/>
+          <w:szCs w:val="20"/>
+          <w:bdr w:val="none" w:sz="0" w:space="0" w:color="auto" w:frame="1"/>
+        </w:rPr>
+        <w:t>UpdateStatsUpwards</w:t>
+      </w:r>
+      <w:r>
+        <w:rPr>
+          <w:rFonts w:ascii="Arial" w:eastAsia="Times New Roman" w:hAnsi="Arial" w:cs="Arial"/>
+          <w:color w:val="1F1F1F"/>
+          <w:sz w:val="24"/>
+          <w:szCs w:val="24"/>
+          <w:rtl/>
+        </w:rPr>
+        <w:t xml:space="preserve">) به گونه‌ای طراحی شد که در هر عملیات درج، علاوه بر افزایش شمارنده، اعتبار منطقی آمار را بررسی می‌کند. اگر نودی دارای تعداد زیادی فرزند اما آمار </w:t>
+      </w:r>
+      <w:r>
+        <w:rPr>
+          <w:rFonts w:ascii="Arial" w:eastAsia="Times New Roman" w:hAnsi="Arial" w:cs="Arial"/>
+          <w:color w:val="444746"/>
+          <w:sz w:val="20"/>
+          <w:szCs w:val="20"/>
+          <w:bdr w:val="none" w:sz="0" w:space="0" w:color="auto" w:frame="1"/>
+        </w:rPr>
+        <w:t>total_keys</w:t>
+      </w:r>
+      <w:r>
+        <w:rPr>
+          <w:rFonts w:ascii="Arial" w:eastAsia="Times New Roman" w:hAnsi="Arial" w:cs="Arial"/>
+          <w:color w:val="1F1F1F"/>
+          <w:sz w:val="24"/>
+          <w:szCs w:val="24"/>
+          <w:rtl/>
+        </w:rPr>
+        <w:t xml:space="preserve"> غیرمنطقی باشد، سیستم به صورت خودکار آن را بر اساس قانون بند (الف) اصلاح (</w:t>
+      </w:r>
+      <w:r>
+        <w:rPr>
+          <w:rFonts w:ascii="Arial" w:eastAsia="Times New Roman" w:hAnsi="Arial" w:cs="Arial"/>
+          <w:color w:val="1F1F1F"/>
+          <w:sz w:val="24"/>
+          <w:szCs w:val="24"/>
+        </w:rPr>
+        <w:t>Boost</w:t>
+      </w:r>
+      <w:r>
+        <w:rPr>
+          <w:rFonts w:ascii="Arial" w:eastAsia="Times New Roman" w:hAnsi="Arial" w:cs="Arial"/>
+          <w:color w:val="1F1F1F"/>
+          <w:sz w:val="24"/>
+          <w:szCs w:val="24"/>
+          <w:rtl/>
+        </w:rPr>
+        <w:t>) می‌کند.</w:t>
+      </w:r>
+    </w:p>
+    <w:p>
+      <w:pPr>
+        <w:bidi/>
+        <w:spacing w:after="0" w:line="240" w:lineRule="auto"/>
+        <w:rPr>
+          <w:rFonts w:ascii="Arial" w:eastAsia="Times New Roman" w:hAnsi="Arial" w:cs="Arial"/>
+          <w:color w:val="1F1F1F"/>
+          <w:sz w:val="24"/>
+          <w:szCs w:val="24"/>
+          <w:rtl/>
+        </w:rPr>
+      </w:pPr>
+      <w:r>
+        <w:rPr>
+          <w:rFonts w:ascii="Arial" w:eastAsia="Times New Roman" w:hAnsi="Arial" w:cs="Arial"/>
+          <w:b/>
+          <w:bCs/>
+          <w:color w:val="1F1F1F"/>
+          <w:sz w:val="24"/>
+          <w:szCs w:val="24"/>
+          <w:bdr w:val="none" w:sz="0" w:space="0" w:color="auto" w:frame="1"/>
+          <w:rtl/>
+          <w:lang w:bidi="fa-IR"/>
+        </w:rPr>
+        <w:t xml:space="preserve">۳. </w:t>
+      </w:r>
+      <w:r>
+        <w:rPr>
+          <w:rFonts w:ascii="Arial" w:eastAsia="Times New Roman" w:hAnsi="Arial" w:cs="Arial"/>
+          <w:b/>
+          <w:bCs/>
+          <w:color w:val="1F1F1F"/>
+          <w:sz w:val="24"/>
+          <w:szCs w:val="24"/>
+          <w:bdr w:val="none" w:sz="0" w:space="0" w:color="auto" w:frame="1"/>
+          <w:rtl/>
+        </w:rPr>
+        <w:t>نتیجه نهایی</w:t>
+      </w:r>
+    </w:p>
+    <w:p>
+      <w:pPr>
+        <w:bidi/>
+        <w:spacing w:after="0" w:line="240" w:lineRule="auto"/>
+        <w:rPr>
+          <w:rFonts w:ascii="Arial" w:eastAsia="Times New Roman" w:hAnsi="Arial" w:cs="Arial"/>
+          <w:color w:val="1F1F1F"/>
+          <w:sz w:val="24"/>
+          <w:szCs w:val="24"/>
+          <w:rtl/>
+        </w:rPr>
+      </w:pPr>
+      <w:r>
+        <w:rPr>
+          <w:rFonts w:ascii="Arial" w:eastAsia="Times New Roman" w:hAnsi="Arial" w:cs="Arial"/>
+          <w:color w:val="1F1F1F"/>
+          <w:sz w:val="24"/>
+          <w:szCs w:val="24"/>
+          <w:rtl/>
+        </w:rPr>
+        <w:t xml:space="preserve">با اعمال این تغییرات، درخت </w:t>
+      </w:r>
+      <w:r>
+        <w:rPr>
+          <w:rFonts w:ascii="Arial" w:eastAsia="Times New Roman" w:hAnsi="Arial" w:cs="Arial"/>
+          <w:color w:val="1F1F1F"/>
+          <w:sz w:val="24"/>
+          <w:szCs w:val="24"/>
+        </w:rPr>
+        <w:t>B+Tree</w:t>
+      </w:r>
+      <w:r>
+        <w:rPr>
+          <w:rFonts w:ascii="Arial" w:eastAsia="Times New Roman" w:hAnsi="Arial" w:cs="Arial"/>
+          <w:color w:val="1F1F1F"/>
+          <w:sz w:val="24"/>
+          <w:szCs w:val="24"/>
+          <w:rtl/>
+        </w:rPr>
+        <w:t xml:space="preserve"> اکنون قادر است تخمینی پایدار و منطقی از حجم داده‌ها (</w:t>
+      </w:r>
+      <w:r>
+        <w:rPr>
+          <w:rFonts w:ascii="Arial" w:eastAsia="Times New Roman" w:hAnsi="Arial" w:cs="Arial"/>
+          <w:color w:val="444746"/>
+          <w:sz w:val="20"/>
+          <w:szCs w:val="20"/>
+          <w:bdr w:val="none" w:sz="0" w:space="0" w:color="auto" w:frame="1"/>
+        </w:rPr>
+        <w:t>Density</w:t>
+      </w:r>
+      <w:r>
+        <w:rPr>
+          <w:rFonts w:ascii="Arial" w:eastAsia="Times New Roman" w:hAnsi="Arial" w:cs="Arial"/>
+          <w:color w:val="1F1F1F"/>
+          <w:sz w:val="24"/>
+          <w:szCs w:val="24"/>
+          <w:rtl/>
+        </w:rPr>
+        <w:t>) ارائه دهد که برای عملیات هرس کردن (</w:t>
+      </w:r>
+      <w:r>
+        <w:rPr>
+          <w:rFonts w:ascii="Arial" w:eastAsia="Times New Roman" w:hAnsi="Arial" w:cs="Arial"/>
+          <w:color w:val="1F1F1F"/>
+          <w:sz w:val="24"/>
+          <w:szCs w:val="24"/>
+        </w:rPr>
+        <w:t>Pruning</w:t>
+      </w:r>
+      <w:r>
+        <w:rPr>
+          <w:rFonts w:ascii="Arial" w:eastAsia="Times New Roman" w:hAnsi="Arial" w:cs="Arial"/>
+          <w:color w:val="1F1F1F"/>
+          <w:sz w:val="24"/>
+          <w:szCs w:val="24"/>
+          <w:rtl/>
+        </w:rPr>
+        <w:t>) در فاز سوم ضروری است، بدون اینکه خطای "میل به صفر" رخ دهد.</w:t>
       </w:r>
     </w:p>
     <w:p>
@@ -2073,6 +3285,155 @@
     </w:lvl>
   </w:abstractNum>
   <w:abstractNum w:abstractNumId="1" w15:restartNumberingAfterBreak="0">
+    <w:nsid w:val="10095F5B"/>
+    <w:multiLevelType w:val="multilevel"/>
+    <w:tmpl w:val="DE40EA8E"/>
+    <w:lvl w:ilvl="0">
+      <w:start w:val="1"/>
+      <w:numFmt w:val="bullet"/>
+      <w:lvlText w:val=""/>
+      <w:lvlJc w:val="left"/>
+      <w:pPr>
+        <w:tabs>
+          <w:tab w:val="num" w:pos="720"/>
+        </w:tabs>
+        <w:ind w:left="720" w:hanging="360"/>
+      </w:pPr>
+      <w:rPr>
+        <w:rFonts w:ascii="Symbol" w:hAnsi="Symbol" w:hint="default"/>
+        <w:sz w:val="20"/>
+      </w:rPr>
+    </w:lvl>
+    <w:lvl w:ilvl="1">
+      <w:start w:val="1"/>
+      <w:numFmt w:val="bullet"/>
+      <w:lvlText w:val="o"/>
+      <w:lvlJc w:val="left"/>
+      <w:pPr>
+        <w:tabs>
+          <w:tab w:val="num" w:pos="1440"/>
+        </w:tabs>
+        <w:ind w:left="1440" w:hanging="360"/>
+      </w:pPr>
+      <w:rPr>
+        <w:rFonts w:ascii="Courier New" w:hAnsi="Courier New" w:hint="default"/>
+        <w:sz w:val="20"/>
+      </w:rPr>
+    </w:lvl>
+    <w:lvl w:ilvl="2" w:tentative="1">
+      <w:start w:val="1"/>
+      <w:numFmt w:val="bullet"/>
+      <w:lvlText w:val=""/>
+      <w:lvlJc w:val="left"/>
+      <w:pPr>
+        <w:tabs>
+          <w:tab w:val="num" w:pos="2160"/>
+        </w:tabs>
+        <w:ind w:left="2160" w:hanging="360"/>
+      </w:pPr>
+      <w:rPr>
+        <w:rFonts w:ascii="Wingdings" w:hAnsi="Wingdings" w:hint="default"/>
+        <w:sz w:val="20"/>
+      </w:rPr>
+    </w:lvl>
+    <w:lvl w:ilvl="3" w:tentative="1">
+      <w:start w:val="1"/>
+      <w:numFmt w:val="bullet"/>
+      <w:lvlText w:val=""/>
+      <w:lvlJc w:val="left"/>
+      <w:pPr>
+        <w:tabs>
+          <w:tab w:val="num" w:pos="2880"/>
+        </w:tabs>
+        <w:ind w:left="2880" w:hanging="360"/>
+      </w:pPr>
+      <w:rPr>
+        <w:rFonts w:ascii="Wingdings" w:hAnsi="Wingdings" w:hint="default"/>
+        <w:sz w:val="20"/>
+      </w:rPr>
+    </w:lvl>
+    <w:lvl w:ilvl="4" w:tentative="1">
+      <w:start w:val="1"/>
+      <w:numFmt w:val="bullet"/>
+      <w:lvlText w:val=""/>
+      <w:lvlJc w:val="left"/>
+      <w:pPr>
+        <w:tabs>
+          <w:tab w:val="num" w:pos="3600"/>
+        </w:tabs>
+        <w:ind w:left="3600" w:hanging="360"/>
+      </w:pPr>
+      <w:rPr>
+        <w:rFonts w:ascii="Wingdings" w:hAnsi="Wingdings" w:hint="default"/>
+        <w:sz w:val="20"/>
+      </w:rPr>
+    </w:lvl>
+    <w:lvl w:ilvl="5" w:tentative="1">
+      <w:start w:val="1"/>
+      <w:numFmt w:val="bullet"/>
+      <w:lvlText w:val=""/>
+      <w:lvlJc w:val="left"/>
+      <w:pPr>
+        <w:tabs>
+          <w:tab w:val="num" w:pos="4320"/>
+        </w:tabs>
+        <w:ind w:left="4320" w:hanging="360"/>
+      </w:pPr>
+      <w:rPr>
+        <w:rFonts w:ascii="Wingdings" w:hAnsi="Wingdings" w:hint="default"/>
+        <w:sz w:val="20"/>
+      </w:rPr>
+    </w:lvl>
+    <w:lvl w:ilvl="6" w:tentative="1">
+      <w:start w:val="1"/>
+      <w:numFmt w:val="bullet"/>
+      <w:lvlText w:val=""/>
+      <w:lvlJc w:val="left"/>
+      <w:pPr>
+        <w:tabs>
+          <w:tab w:val="num" w:pos="5040"/>
+        </w:tabs>
+        <w:ind w:left="5040" w:hanging="360"/>
+      </w:pPr>
+      <w:rPr>
+        <w:rFonts w:ascii="Wingdings" w:hAnsi="Wingdings" w:hint="default"/>
+        <w:sz w:val="20"/>
+      </w:rPr>
+    </w:lvl>
+    <w:lvl w:ilvl="7" w:tentative="1">
+      <w:start w:val="1"/>
+      <w:numFmt w:val="bullet"/>
+      <w:lvlText w:val=""/>
+      <w:lvlJc w:val="left"/>
+      <w:pPr>
+        <w:tabs>
+          <w:tab w:val="num" w:pos="5760"/>
+        </w:tabs>
+        <w:ind w:left="5760" w:hanging="360"/>
+      </w:pPr>
+      <w:rPr>
+        <w:rFonts w:ascii="Wingdings" w:hAnsi="Wingdings" w:hint="default"/>
+        <w:sz w:val="20"/>
+      </w:rPr>
+    </w:lvl>
+    <w:lvl w:ilvl="8" w:tentative="1">
+      <w:start w:val="1"/>
+      <w:numFmt w:val="bullet"/>
+      <w:lvlText w:val=""/>
+      <w:lvlJc w:val="left"/>
+      <w:pPr>
+        <w:tabs>
+          <w:tab w:val="num" w:pos="6480"/>
+        </w:tabs>
+        <w:ind w:left="6480" w:hanging="360"/>
+      </w:pPr>
+      <w:rPr>
+        <w:rFonts w:ascii="Wingdings" w:hAnsi="Wingdings" w:hint="default"/>
+        <w:sz w:val="20"/>
+      </w:rPr>
+    </w:lvl>
+  </w:abstractNum>
+  <w:abstractNum w:abstractNumId="2" w15:restartNumberingAfterBreak="0">
     <w:nsid w:val="12F616A6"/>
     <w:multiLevelType w:val="multilevel"/>
     <w:tmpl w:val="222A30F0"/>
@@ -2221,7 +3582,7 @@
       </w:rPr>
     </w:lvl>
   </w:abstractNum>
-  <w:abstractNum w:abstractNumId="2" w15:restartNumberingAfterBreak="0">
+  <w:abstractNum w:abstractNumId="3" w15:restartNumberingAfterBreak="0">
     <w:nsid w:val="66EE1225"/>
     <w:multiLevelType w:val="multilevel"/>
     <w:tmpl w:val="A13868AE"/>
@@ -2370,7 +3731,7 @@
       </w:rPr>
     </w:lvl>
   </w:abstractNum>
-  <w:abstractNum w:abstractNumId="3" w15:restartNumberingAfterBreak="0">
+  <w:abstractNum w:abstractNumId="4" w15:restartNumberingAfterBreak="0">
     <w:nsid w:val="6D9672D0"/>
     <w:multiLevelType w:val="multilevel"/>
     <w:tmpl w:val="D4347C66"/>
@@ -2520,15 +3881,18 @@
     </w:lvl>
   </w:abstractNum>
   <w:num w:numId="1" w16cid:durableId="1298756961">
-    <w:abstractNumId w:val="2"/>
+    <w:abstractNumId w:val="3"/>
   </w:num>
   <w:num w:numId="2" w16cid:durableId="1493569828">
-    <w:abstractNumId w:val="3"/>
+    <w:abstractNumId w:val="4"/>
   </w:num>
   <w:num w:numId="3" w16cid:durableId="1082727558">
     <w:abstractNumId w:val="0"/>
   </w:num>
   <w:num w:numId="4" w16cid:durableId="1794404807">
+    <w:abstractNumId w:val="2"/>
+  </w:num>
+  <w:num w:numId="5" w16cid:durableId="2039967824">
     <w:abstractNumId w:val="1"/>
   </w:num>
 </w:numbering>
